--- a/PRODUCTS/10-helix-meeting.docx
+++ b/PRODUCTS/10-helix-meeting.docx
@@ -460,6 +460,85 @@
         <w:t>Free ₪0 (400 דק׳ סה״כ, חד-פעמי · העלאה עד 60 דק׳ · advisor) · Starter ₪199 · Pro ₪449 · Business ₪899. חיבורי אקוסיסטם = הטבת חבילה (Trio+), נפתחים כבר מ-Pro. פירוט: מחירי תוכנות.md §4 (שורה 10).</w:t>
       </w:r>
     </w:p>
+    <w:p>
+      <w:pPr>
+        <w:pStyle w:val="Heading1"/>
+      </w:pPr>
+      <w:r>
+        <w:t>הצוות (Agent Cast)</w:t>
+      </w:r>
+    </w:p>
+    <w:p>
+      <w:r>
+        <w:t>הצוות שעובד בשבילך — מחלקה של סוכנים, כל אחד עם תפקיד, עם מבקר שבודק את העבודה לפני שהיא יוצאת:</w:t>
+      </w:r>
+    </w:p>
+    <w:p>
+      <w:r>
+        <w:rPr>
+          <w:b/>
+        </w:rPr>
+        <w:t xml:space="preserve">•  עמנואל — מחלץ ההתחייבויות: </w:t>
+      </w:r>
+      <w:r>
+        <w:t>מוציא מהתמליל הבטחות עם ציטוט.</w:t>
+      </w:r>
+    </w:p>
+    <w:p>
+      <w:r>
+        <w:rPr>
+          <w:b/>
+        </w:rPr>
+        <w:t xml:space="preserve">•  דן — כותב המייל: </w:t>
+      </w:r>
+      <w:r>
+        <w:t>מנסח מייל-סיכום מההתחייבויות בלבד.</w:t>
+      </w:r>
+    </w:p>
+    <w:p>
+      <w:r>
+        <w:rPr>
+          <w:b/>
+        </w:rPr>
+        <w:t xml:space="preserve">•  אלון — המאמת: </w:t>
+      </w:r>
+      <w:r>
+        <w:t>מוודא שכל דבר במייל באמת נאמר.</w:t>
+      </w:r>
+    </w:p>
+    <w:p>
+      <w:r>
+        <w:rPr>
+          <w:b/>
+        </w:rPr>
+        <w:t xml:space="preserve">•  מאיה — העורכת: </w:t>
+      </w:r>
+      <w:r>
+        <w:t>משכתבת אם צריך.</w:t>
+      </w:r>
+    </w:p>
+    <w:p>
+      <w:r>
+        <w:rPr>
+          <w:b/>
+        </w:rPr>
+        <w:t xml:space="preserve">•  נעמי — הרכזת: </w:t>
+      </w:r>
+      <w:r>
+        <w:t>מייחסת משימות וקובעת את הפגישה הבאה.</w:t>
+      </w:r>
+    </w:p>
+    <w:p>
+      <w:r>
+        <w:rPr>
+          <w:b/>
+        </w:rPr>
+        <w:t xml:space="preserve">•  CHIEF — המנהל: </w:t>
+      </w:r>
+      <w:r>
+        <w:t>מתאם בין הצוות.</w:t>
+      </w:r>
+    </w:p>
     <w:sectPr>
       <w:pgSz w:w="12240" w:h="15840"/>
       <w:pgMar w:top="1440" w:right="1800" w:bottom="1440" w:left="1800" w:header="720" w:footer="720" w:gutter="0"/>
